--- a/Demo預演Checklist_20260519.docx
+++ b/Demo預演Checklist_20260519.docx
@@ -30,7 +30,7 @@
           <w:sz w:val="22"/>
           <w:szCs w:val="22"/>
         </w:rPr>
-        <w:t xml:space="preserve">校園 AI-First App · 9 角色 + AI 助理代下單 + 跨角色閉環</w:t>
+        <w:t xml:space="preserve">校園助理 App · 9 角色 + AI 助理代下單 + 跨角色閉環</w:t>
       </w:r>
     </w:p>
     <w:p>
@@ -1568,7 +1568,7 @@
           <w:sz w:val="21"/>
           <w:szCs w:val="21"/>
         </w:rPr>
-        <w:t xml:space="preserve">4. 用 DemoRolePill 切到「教師」→ 進 Today 確認看到「教師駕駛艙」（不是學生 AI-First）</w:t>
+        <w:t xml:space="preserve">4. 用 DemoRolePill 切到「教師」→ 進 Today 確認看到「教師駕駛艙」（不是學生首頁）</w:t>
       </w:r>
     </w:p>
     <w:p>

--- a/Demo預演Checklist_20260519.docx
+++ b/Demo預演Checklist_20260519.docx
@@ -265,7 +265,7 @@
                 <w:sz w:val="17"/>
                 <w:szCs w:val="17"/>
               </w:rPr>
-              <w:t xml:space="preserve">TodayAiFirstScreen（早安卡 + 下節課 + 本週待辦 + AI 助理欄）</w:t>
+              <w:t xml:space="preserve">學生首頁（早安卡 + 下節課 + 本週待辦 + AI 助理欄）</w:t>
             </w:r>
           </w:p>
         </w:tc>
